--- a/SIB2B_11_HafizhArrasyiidSyahbana_PBOJobsheet2.docx
+++ b/SIB2B_11_HafizhArrasyiidSyahbana_PBOJobsheet2.docx
@@ -842,10 +842,9 @@
                 <w:noProof/>
                 <w:szCs w:val="24"/>
                 <w:lang w:eastAsia="en-ID"/>
-                <w14:ligatures w14:val="standardContextual"/>
               </w:rPr>
               <w:drawing>
-                <wp:inline distT="0" distB="0" distL="0" distR="0" wp14:anchorId="2703CDC8" wp14:editId="204B6CDE">
+                <wp:inline distT="0" distB="0" distL="0" distR="0" wp14:anchorId="2703CDC8" wp14:editId="2751E216">
                   <wp:extent cx="5259705" cy="1822450"/>
                   <wp:effectExtent l="0" t="0" r="0" b="6350"/>
                   <wp:docPr id="906055286" name="Picture 1"/>
@@ -932,10 +931,9 @@
                 <w:noProof/>
                 <w:szCs w:val="24"/>
                 <w:lang w:eastAsia="en-ID"/>
-                <w14:ligatures w14:val="standardContextual"/>
               </w:rPr>
               <w:drawing>
-                <wp:inline distT="0" distB="0" distL="0" distR="0" wp14:anchorId="2DFB8E83" wp14:editId="63A08642">
+                <wp:inline distT="0" distB="0" distL="0" distR="0" wp14:anchorId="2DFB8E83" wp14:editId="628F1CD4">
                   <wp:extent cx="5259705" cy="1444625"/>
                   <wp:effectExtent l="0" t="0" r="0" b="3175"/>
                   <wp:docPr id="1312069106" name="Picture 2"/>
@@ -1059,7 +1057,7 @@
                 <w14:ligatures w14:val="standardContextual"/>
               </w:rPr>
               <w:drawing>
-                <wp:inline distT="0" distB="0" distL="0" distR="0" wp14:anchorId="70630902" wp14:editId="6E34334A">
+                <wp:inline distT="0" distB="0" distL="0" distR="0" wp14:anchorId="70630902" wp14:editId="5880DC45">
                   <wp:extent cx="5259705" cy="706120"/>
                   <wp:effectExtent l="0" t="0" r="0" b="5080"/>
                   <wp:docPr id="926097052" name="Picture 3"/>
@@ -1147,55 +1145,7 @@
                 <w:sz w:val="24"/>
                 <w:szCs w:val="24"/>
               </w:rPr>
-              <w:t xml:space="preserve">Pada </w:t>
-            </w:r>
-            <w:proofErr w:type="spellStart"/>
-            <w:r>
-              <w:rPr>
-                <w:sz w:val="24"/>
-                <w:szCs w:val="24"/>
-              </w:rPr>
-              <w:t>bagian</w:t>
-            </w:r>
-            <w:proofErr w:type="spellEnd"/>
-            <w:r>
-              <w:rPr>
-                <w:sz w:val="24"/>
-                <w:szCs w:val="24"/>
-              </w:rPr>
-              <w:t xml:space="preserve"> mana proses </w:t>
-            </w:r>
-            <w:proofErr w:type="spellStart"/>
-            <w:r>
-              <w:rPr>
-                <w:sz w:val="24"/>
-                <w:szCs w:val="24"/>
-              </w:rPr>
-              <w:t>pendeklarasian</w:t>
-            </w:r>
-            <w:proofErr w:type="spellEnd"/>
-            <w:r>
-              <w:rPr>
-                <w:sz w:val="24"/>
-                <w:szCs w:val="24"/>
-              </w:rPr>
-              <w:t xml:space="preserve"> </w:t>
-            </w:r>
-            <w:proofErr w:type="spellStart"/>
-            <w:r>
-              <w:rPr>
-                <w:sz w:val="24"/>
-                <w:szCs w:val="24"/>
-              </w:rPr>
-              <w:t>atribut</w:t>
-            </w:r>
-            <w:proofErr w:type="spellEnd"/>
-            <w:r>
-              <w:rPr>
-                <w:sz w:val="24"/>
-                <w:szCs w:val="24"/>
-              </w:rPr>
-              <w:t xml:space="preserve"> pada program di atas?</w:t>
+              <w:t>Pada bagian mana proses pendeklarasian atribut pada program di atas?</w:t>
             </w:r>
           </w:p>
           <w:p>
@@ -1282,7 +1232,7 @@
                 <w14:ligatures w14:val="standardContextual"/>
               </w:rPr>
               <w:drawing>
-                <wp:inline distT="0" distB="0" distL="0" distR="0" wp14:anchorId="3C7C31E3" wp14:editId="30B1ABCA">
+                <wp:inline distT="0" distB="0" distL="0" distR="0" wp14:anchorId="3C7C31E3" wp14:editId="187EEE18">
                   <wp:extent cx="3939176" cy="664678"/>
                   <wp:effectExtent l="0" t="0" r="0" b="0"/>
                   <wp:docPr id="1255306156" name="Picture 1"/>
@@ -1433,7 +1383,7 @@
                 <w14:ligatures w14:val="standardContextual"/>
               </w:rPr>
               <w:drawing>
-                <wp:inline distT="0" distB="0" distL="0" distR="0" wp14:anchorId="4F254F2F" wp14:editId="6F9C5D10">
+                <wp:inline distT="0" distB="0" distL="0" distR="0" wp14:anchorId="4F254F2F" wp14:editId="5BC7BBDD">
                   <wp:extent cx="4276725" cy="757989"/>
                   <wp:effectExtent l="0" t="0" r="3175" b="4445"/>
                   <wp:docPr id="1291590572" name="Picture 1"/>
@@ -2136,19 +2086,7 @@
           <w:lang w:eastAsia="en-ID"/>
           <w14:ligatures w14:val="none"/>
         </w:rPr>
-        <w:t xml:space="preserve"> Ke-</w:t>
-      </w:r>
-      <w:r>
-        <w:rPr>
-          <w:rFonts w:eastAsia="Times New Roman" w:cs="Times New Roman"/>
-          <w:b/>
-          <w:bCs/>
-          <w:kern w:val="0"/>
-          <w:szCs w:val="24"/>
-          <w:lang w:eastAsia="en-ID"/>
-          <w14:ligatures w14:val="none"/>
-        </w:rPr>
-        <w:t>3</w:t>
+        <w:t xml:space="preserve"> Ke-3</w:t>
       </w:r>
     </w:p>
     <w:tbl>
@@ -2296,10 +2234,9 @@
                 <w:noProof/>
                 <w:szCs w:val="24"/>
                 <w:lang w:eastAsia="en-ID"/>
-                <w14:ligatures w14:val="standardContextual"/>
               </w:rPr>
               <w:drawing>
-                <wp:inline distT="0" distB="0" distL="0" distR="0" wp14:anchorId="7A84E676" wp14:editId="5727A1A9">
+                <wp:inline distT="0" distB="0" distL="0" distR="0" wp14:anchorId="7A84E676" wp14:editId="20579A50">
                   <wp:extent cx="5259705" cy="2519045"/>
                   <wp:effectExtent l="0" t="0" r="0" b="0"/>
                   <wp:docPr id="1501265518" name="Picture 5"/>
@@ -2386,10 +2323,9 @@
                 <w:noProof/>
                 <w:szCs w:val="24"/>
                 <w:lang w:eastAsia="en-ID"/>
-                <w14:ligatures w14:val="standardContextual"/>
               </w:rPr>
               <w:drawing>
-                <wp:inline distT="0" distB="0" distL="0" distR="0" wp14:anchorId="14D33DEC" wp14:editId="4D0BC23E">
+                <wp:inline distT="0" distB="0" distL="0" distR="0" wp14:anchorId="14D33DEC" wp14:editId="6D3B8B30">
                   <wp:extent cx="5259705" cy="1816100"/>
                   <wp:effectExtent l="0" t="0" r="0" b="0"/>
                   <wp:docPr id="929426202" name="Picture 6"/>
@@ -2498,10 +2434,9 @@
                 <w:noProof/>
                 <w:szCs w:val="24"/>
                 <w:lang w:eastAsia="en-ID"/>
-                <w14:ligatures w14:val="standardContextual"/>
               </w:rPr>
               <w:drawing>
-                <wp:inline distT="0" distB="0" distL="0" distR="0" wp14:anchorId="77F16F4F" wp14:editId="70036377">
+                <wp:inline distT="0" distB="0" distL="0" distR="0" wp14:anchorId="77F16F4F" wp14:editId="0DED8CB4">
                   <wp:extent cx="5259705" cy="738505"/>
                   <wp:effectExtent l="0" t="0" r="0" b="0"/>
                   <wp:docPr id="289635227" name="Picture 7"/>
@@ -2589,87 +2524,7 @@
                 <w:sz w:val="24"/>
                 <w:szCs w:val="24"/>
               </w:rPr>
-              <w:t xml:space="preserve">Ambil </w:t>
-            </w:r>
-            <w:proofErr w:type="spellStart"/>
-            <w:r>
-              <w:rPr>
-                <w:sz w:val="24"/>
-                <w:szCs w:val="24"/>
-              </w:rPr>
-              <w:t>kesimpulan</w:t>
-            </w:r>
-            <w:proofErr w:type="spellEnd"/>
-            <w:r>
-              <w:rPr>
-                <w:sz w:val="24"/>
-                <w:szCs w:val="24"/>
-              </w:rPr>
-              <w:t xml:space="preserve"> </w:t>
-            </w:r>
-            <w:proofErr w:type="spellStart"/>
-            <w:r>
-              <w:rPr>
-                <w:sz w:val="24"/>
-                <w:szCs w:val="24"/>
-              </w:rPr>
-              <w:t>tentang</w:t>
-            </w:r>
-            <w:proofErr w:type="spellEnd"/>
-            <w:r>
-              <w:rPr>
-                <w:sz w:val="24"/>
-                <w:szCs w:val="24"/>
-              </w:rPr>
-              <w:t xml:space="preserve"> </w:t>
-            </w:r>
-            <w:proofErr w:type="spellStart"/>
-            <w:r>
-              <w:rPr>
-                <w:sz w:val="24"/>
-                <w:szCs w:val="24"/>
-              </w:rPr>
-              <w:t>kegunaan</w:t>
-            </w:r>
-            <w:proofErr w:type="spellEnd"/>
-            <w:r>
-              <w:rPr>
-                <w:sz w:val="24"/>
-                <w:szCs w:val="24"/>
-              </w:rPr>
-              <w:t xml:space="preserve"> </w:t>
-            </w:r>
-            <w:proofErr w:type="spellStart"/>
-            <w:r>
-              <w:rPr>
-                <w:sz w:val="24"/>
-                <w:szCs w:val="24"/>
-              </w:rPr>
-              <w:t>dari</w:t>
-            </w:r>
-            <w:proofErr w:type="spellEnd"/>
-            <w:r>
-              <w:rPr>
-                <w:sz w:val="24"/>
-                <w:szCs w:val="24"/>
-              </w:rPr>
-              <w:t xml:space="preserve"> kata </w:t>
-            </w:r>
-            <w:proofErr w:type="spellStart"/>
-            <w:r>
-              <w:rPr>
-                <w:sz w:val="24"/>
-                <w:szCs w:val="24"/>
-              </w:rPr>
-              <w:t>kunci</w:t>
-            </w:r>
-            <w:proofErr w:type="spellEnd"/>
-            <w:r>
-              <w:rPr>
-                <w:sz w:val="24"/>
-                <w:szCs w:val="24"/>
-              </w:rPr>
-              <w:t xml:space="preserve"> </w:t>
+              <w:t xml:space="preserve">Ambil kesimpulan tentang kegunaan dari kata kunci </w:t>
             </w:r>
             <w:proofErr w:type="spellStart"/>
             <w:r>
@@ -2703,14 +2558,7 @@
                 <w:sz w:val="24"/>
                 <w:szCs w:val="24"/>
               </w:rPr>
-              <w:t xml:space="preserve"> </w:t>
-            </w:r>
-            <w:r>
-              <w:rPr>
-                <w:sz w:val="24"/>
-                <w:szCs w:val="24"/>
-              </w:rPr>
-              <w:t xml:space="preserve">harus memiliki kata kunci </w:t>
+              <w:t xml:space="preserve"> harus memiliki kata kunci </w:t>
             </w:r>
             <w:proofErr w:type="spellStart"/>
             <w:r>
@@ -3075,53 +2923,12 @@
                 <w:szCs w:val="24"/>
               </w:rPr>
             </w:pPr>
-            <w:proofErr w:type="spellStart"/>
-            <w:r>
-              <w:rPr>
-                <w:sz w:val="24"/>
-                <w:szCs w:val="24"/>
-              </w:rPr>
-              <w:t>Implementasikan</w:t>
-            </w:r>
-            <w:proofErr w:type="spellEnd"/>
-            <w:r>
-              <w:rPr>
-                <w:sz w:val="24"/>
-                <w:szCs w:val="24"/>
-              </w:rPr>
-              <w:t xml:space="preserve"> </w:t>
-            </w:r>
-            <w:proofErr w:type="spellStart"/>
-            <w:r>
-              <w:rPr>
-                <w:sz w:val="24"/>
-                <w:szCs w:val="24"/>
-              </w:rPr>
-              <w:t>studi</w:t>
-            </w:r>
-            <w:proofErr w:type="spellEnd"/>
-            <w:r>
-              <w:rPr>
-                <w:sz w:val="24"/>
-                <w:szCs w:val="24"/>
-              </w:rPr>
-              <w:t xml:space="preserve"> </w:t>
-            </w:r>
-            <w:proofErr w:type="spellStart"/>
-            <w:r>
-              <w:rPr>
-                <w:sz w:val="24"/>
-                <w:szCs w:val="24"/>
-              </w:rPr>
-              <w:t>kasus</w:t>
-            </w:r>
-            <w:proofErr w:type="spellEnd"/>
-            <w:r>
-              <w:rPr>
-                <w:sz w:val="24"/>
-                <w:szCs w:val="24"/>
-              </w:rPr>
-              <w:t xml:space="preserve"> berikut dengan </w:t>
+            <w:r>
+              <w:rPr>
+                <w:sz w:val="24"/>
+                <w:szCs w:val="24"/>
+              </w:rPr>
+              <w:t xml:space="preserve">Implementasikan studi kasus berikut dengan </w:t>
             </w:r>
             <w:proofErr w:type="spellStart"/>
             <w:r>
@@ -3228,9 +3035,16 @@
                 <w:sz w:val="24"/>
                 <w:szCs w:val="24"/>
               </w:rPr>
-              <w:t>method:</w:t>
+              <w:t>method</w:t>
             </w:r>
             <w:proofErr w:type="spellEnd"/>
+            <w:r>
+              <w:rPr>
+                <w:sz w:val="24"/>
+                <w:szCs w:val="24"/>
+              </w:rPr>
+              <w:t>:</w:t>
+            </w:r>
           </w:p>
           <w:p>
             <w:pPr>
@@ -3597,21 +3411,12 @@
                 <w:szCs w:val="24"/>
               </w:rPr>
             </w:pPr>
-            <w:proofErr w:type="spellStart"/>
-            <w:r>
-              <w:rPr>
-                <w:sz w:val="24"/>
-                <w:szCs w:val="24"/>
-              </w:rPr>
-              <w:t>Implementasikan</w:t>
-            </w:r>
-            <w:proofErr w:type="spellEnd"/>
-            <w:r>
-              <w:rPr>
-                <w:sz w:val="24"/>
-                <w:szCs w:val="24"/>
-              </w:rPr>
-              <w:t xml:space="preserve"> </w:t>
+            <w:r>
+              <w:rPr>
+                <w:sz w:val="24"/>
+                <w:szCs w:val="24"/>
+              </w:rPr>
+              <w:t xml:space="preserve">Implementasikan </w:t>
             </w:r>
             <w:r>
               <w:rPr>
@@ -3620,17 +3425,22 @@
                 <w:sz w:val="24"/>
                 <w:szCs w:val="24"/>
               </w:rPr>
-              <w:t xml:space="preserve">salah </w:t>
+              <w:t>salah satu</w:t>
+            </w:r>
+            <w:r>
+              <w:rPr>
+                <w:sz w:val="24"/>
+                <w:szCs w:val="24"/>
+              </w:rPr>
+              <w:t xml:space="preserve"> </w:t>
             </w:r>
             <w:proofErr w:type="spellStart"/>
             <w:r>
               <w:rPr>
-                <w:b/>
-                <w:bCs/>
-                <w:sz w:val="24"/>
-                <w:szCs w:val="24"/>
-              </w:rPr>
-              <w:t>satu</w:t>
+                <w:sz w:val="24"/>
+                <w:szCs w:val="24"/>
+              </w:rPr>
+              <w:t>class</w:t>
             </w:r>
             <w:proofErr w:type="spellEnd"/>
             <w:r>
@@ -3638,7 +3448,7 @@
                 <w:sz w:val="24"/>
                 <w:szCs w:val="24"/>
               </w:rPr>
-              <w:t xml:space="preserve"> </w:t>
+              <w:t xml:space="preserve"> yang telah dibuat pada tugas Teori PBO 02 ke dalam </w:t>
             </w:r>
             <w:proofErr w:type="spellStart"/>
             <w:r>
@@ -3646,6 +3456,38 @@
                 <w:sz w:val="24"/>
                 <w:szCs w:val="24"/>
               </w:rPr>
+              <w:t>java</w:t>
+            </w:r>
+            <w:proofErr w:type="spellEnd"/>
+            <w:r>
+              <w:rPr>
+                <w:sz w:val="24"/>
+                <w:szCs w:val="24"/>
+              </w:rPr>
+              <w:t xml:space="preserve"> dengan paradigma PBO. </w:t>
+            </w:r>
+            <w:proofErr w:type="spellStart"/>
+            <w:r>
+              <w:rPr>
+                <w:sz w:val="24"/>
+                <w:szCs w:val="24"/>
+              </w:rPr>
+              <w:t>Instansiasikan</w:t>
+            </w:r>
+            <w:proofErr w:type="spellEnd"/>
+            <w:r>
+              <w:rPr>
+                <w:sz w:val="24"/>
+                <w:szCs w:val="24"/>
+              </w:rPr>
+              <w:t xml:space="preserve"> 2 objek dari </w:t>
+            </w:r>
+            <w:proofErr w:type="spellStart"/>
+            <w:r>
+              <w:rPr>
+                <w:sz w:val="24"/>
+                <w:szCs w:val="24"/>
+              </w:rPr>
               <w:t>class</w:t>
             </w:r>
             <w:proofErr w:type="spellEnd"/>
@@ -3654,21 +3496,7 @@
                 <w:sz w:val="24"/>
                 <w:szCs w:val="24"/>
               </w:rPr>
-              <w:t xml:space="preserve"> yang telah dibuat pada tugas Teori PBO 02 ke</w:t>
-            </w:r>
-            <w:r>
-              <w:rPr>
-                <w:sz w:val="24"/>
-                <w:szCs w:val="24"/>
-              </w:rPr>
-              <w:t xml:space="preserve"> </w:t>
-            </w:r>
-            <w:r>
-              <w:rPr>
-                <w:sz w:val="24"/>
-                <w:szCs w:val="24"/>
-              </w:rPr>
-              <w:t xml:space="preserve">dalam </w:t>
+              <w:t xml:space="preserve"> tersebut pada </w:t>
             </w:r>
             <w:proofErr w:type="spellStart"/>
             <w:r>
@@ -3676,7 +3504,7 @@
                 <w:sz w:val="24"/>
                 <w:szCs w:val="24"/>
               </w:rPr>
-              <w:t>java</w:t>
+              <w:t>class</w:t>
             </w:r>
             <w:proofErr w:type="spellEnd"/>
             <w:r>
@@ -3684,7 +3512,7 @@
                 <w:sz w:val="24"/>
                 <w:szCs w:val="24"/>
               </w:rPr>
-              <w:t xml:space="preserve"> dengan paradigma PBO. </w:t>
+              <w:t xml:space="preserve"> lain. Lakukan </w:t>
             </w:r>
             <w:proofErr w:type="spellStart"/>
             <w:r>
@@ -3692,7 +3520,7 @@
                 <w:sz w:val="24"/>
                 <w:szCs w:val="24"/>
               </w:rPr>
-              <w:t>Instansiasikan</w:t>
+              <w:t>update</w:t>
             </w:r>
             <w:proofErr w:type="spellEnd"/>
             <w:r>
@@ -3700,7 +3528,7 @@
                 <w:sz w:val="24"/>
                 <w:szCs w:val="24"/>
               </w:rPr>
-              <w:t xml:space="preserve"> 2 objek dari </w:t>
+              <w:t xml:space="preserve"> nilai atribut dari setiap objek dan eksekusi </w:t>
             </w:r>
             <w:proofErr w:type="spellStart"/>
             <w:r>
@@ -3708,7 +3536,7 @@
                 <w:sz w:val="24"/>
                 <w:szCs w:val="24"/>
               </w:rPr>
-              <w:t>class</w:t>
+              <w:t>method</w:t>
             </w:r>
             <w:proofErr w:type="spellEnd"/>
             <w:r>
@@ -3716,76 +3544,7 @@
                 <w:sz w:val="24"/>
                 <w:szCs w:val="24"/>
               </w:rPr>
-              <w:t xml:space="preserve"> tersebut pada</w:t>
-            </w:r>
-            <w:r>
-              <w:rPr>
-                <w:sz w:val="24"/>
-                <w:szCs w:val="24"/>
-              </w:rPr>
-              <w:t xml:space="preserve"> </w:t>
-            </w:r>
-            <w:proofErr w:type="spellStart"/>
-            <w:r>
-              <w:rPr>
-                <w:sz w:val="24"/>
-                <w:szCs w:val="24"/>
-              </w:rPr>
-              <w:t>class</w:t>
-            </w:r>
-            <w:proofErr w:type="spellEnd"/>
-            <w:r>
-              <w:rPr>
-                <w:sz w:val="24"/>
-                <w:szCs w:val="24"/>
-              </w:rPr>
-              <w:t xml:space="preserve"> lain. Lakukan </w:t>
-            </w:r>
-            <w:proofErr w:type="spellStart"/>
-            <w:r>
-              <w:rPr>
-                <w:sz w:val="24"/>
-                <w:szCs w:val="24"/>
-              </w:rPr>
-              <w:t>update</w:t>
-            </w:r>
-            <w:proofErr w:type="spellEnd"/>
-            <w:r>
-              <w:rPr>
-                <w:sz w:val="24"/>
-                <w:szCs w:val="24"/>
-              </w:rPr>
-              <w:t xml:space="preserve"> nilai atribut dari setiap objek dan eksekusi </w:t>
-            </w:r>
-            <w:proofErr w:type="spellStart"/>
-            <w:r>
-              <w:rPr>
-                <w:sz w:val="24"/>
-                <w:szCs w:val="24"/>
-              </w:rPr>
-              <w:t>method</w:t>
-            </w:r>
-            <w:proofErr w:type="spellEnd"/>
-            <w:r>
-              <w:rPr>
-                <w:sz w:val="24"/>
-                <w:szCs w:val="24"/>
-              </w:rPr>
-              <w:t xml:space="preserve"> yang</w:t>
-            </w:r>
-            <w:r>
-              <w:rPr>
-                <w:sz w:val="24"/>
-                <w:szCs w:val="24"/>
-              </w:rPr>
-              <w:t xml:space="preserve"> </w:t>
-            </w:r>
-            <w:r>
-              <w:rPr>
-                <w:sz w:val="24"/>
-                <w:szCs w:val="24"/>
-              </w:rPr>
-              <w:t>dimiliki.</w:t>
+              <w:t xml:space="preserve"> yang dimiliki.</w:t>
             </w:r>
           </w:p>
           <w:p>
@@ -3882,7 +3641,7 @@
               </w:rPr>
               <w:lastRenderedPageBreak/>
               <w:drawing>
-                <wp:inline distT="0" distB="0" distL="0" distR="0" wp14:anchorId="71C5A5ED" wp14:editId="32F738F3">
+                <wp:inline distT="0" distB="0" distL="0" distR="0" wp14:anchorId="71C5A5ED" wp14:editId="2DBEDB3D">
                   <wp:extent cx="5259705" cy="1407795"/>
                   <wp:effectExtent l="0" t="0" r="0" b="1905"/>
                   <wp:docPr id="23191494" name="Picture 14"/>
@@ -3942,9 +3701,63 @@
         </w:rPr>
       </w:pPr>
     </w:p>
+    <w:p>
+      <w:pPr>
+        <w:spacing w:before="60" w:line="360" w:lineRule="auto"/>
+        <w:ind w:firstLine="0"/>
+        <w:rPr>
+          <w:rFonts w:eastAsia="Times New Roman" w:cs="Times New Roman"/>
+          <w:b/>
+          <w:bCs/>
+          <w:kern w:val="0"/>
+          <w:szCs w:val="24"/>
+          <w:lang w:eastAsia="en-ID"/>
+          <w14:ligatures w14:val="none"/>
+        </w:rPr>
+      </w:pPr>
+      <w:r>
+        <w:rPr>
+          <w:rFonts w:eastAsia="Times New Roman" w:cs="Times New Roman"/>
+          <w:b/>
+          <w:bCs/>
+          <w:kern w:val="0"/>
+          <w:szCs w:val="24"/>
+          <w:lang w:eastAsia="en-ID"/>
+          <w14:ligatures w14:val="none"/>
+        </w:rPr>
+        <w:t xml:space="preserve">LINK GITHUB: </w:t>
+      </w:r>
+      <w:hyperlink r:id="rId18" w:history="1">
+        <w:r>
+          <w:rPr>
+            <w:rStyle w:val="Hyperlink"/>
+            <w:rFonts w:eastAsia="Times New Roman" w:cs="Times New Roman"/>
+            <w:b/>
+            <w:bCs/>
+            <w:kern w:val="0"/>
+            <w:szCs w:val="24"/>
+            <w:lang w:eastAsia="en-ID"/>
+            <w14:ligatures w14:val="none"/>
+          </w:rPr>
+          <w:t>https://github.com/nNasq/Jobsheet-PBO</w:t>
+        </w:r>
+      </w:hyperlink>
+      <w:r>
+        <w:rPr>
+          <w:rFonts w:eastAsia="Times New Roman" w:cs="Times New Roman"/>
+          <w:b/>
+          <w:bCs/>
+          <w:kern w:val="0"/>
+          <w:szCs w:val="24"/>
+          <w:lang w:eastAsia="en-ID"/>
+          <w14:ligatures w14:val="none"/>
+        </w:rPr>
+        <w:t xml:space="preserve">  </w:t>
+      </w:r>
+    </w:p>
     <w:sectPr>
-      <w:headerReference w:type="default" r:id="rId18"/>
-      <w:footerReference w:type="default" r:id="rId19"/>
+      <w:headerReference w:type="default" r:id="rId19"/>
+      <w:footerReference w:type="default" r:id="rId20"/>
       <w:pgSz w:w="11906" w:h="16838" w:code="9"/>
       <w:pgMar w:top="1134" w:right="1134" w:bottom="1134" w:left="1134" w:header="567" w:footer="567" w:gutter="0"/>
       <w:cols w:space="708"/>
